--- a/src/content/bios/Kristensen-T 2013.docx
+++ b/src/content/bios/Kristensen-T 2013.docx
@@ -1,6 +1,6 @@
 
 <file path=word/document.xml><?xml version="1.0" encoding="utf-8"?>
-<w:document xmlns:wpc="http://schemas.microsoft.com/office/word/2010/wordprocessingCanvas" xmlns:cx="http://schemas.microsoft.com/office/drawing/2014/chartex" xmlns:cx1="http://schemas.microsoft.com/office/drawing/2015/9/8/chartex" xmlns:cx2="http://schemas.microsoft.com/office/drawing/2015/10/21/chartex" xmlns:cx3="http://schemas.microsoft.com/office/drawing/2016/5/9/chartex" xmlns:cx4="http://schemas.microsoft.com/office/drawing/2016/5/10/chartex" xmlns:cx5="http://schemas.microsoft.com/office/drawing/2016/5/11/chartex" xmlns:cx6="http://schemas.microsoft.com/office/drawing/2016/5/12/chartex" xmlns:cx7="http://schemas.microsoft.com/office/drawing/2016/5/13/chartex" xmlns:cx8="http://schemas.microsoft.com/office/drawing/2016/5/14/chartex" xmlns:mc="http://schemas.openxmlformats.org/markup-compatibility/2006" xmlns:aink="http://schemas.microsoft.com/office/drawing/2016/ink" xmlns:am3d="http://schemas.microsoft.com/office/drawing/2017/model3d" xmlns:o="urn:schemas-microsoft-com:office:office" xmlns:oel="http://schemas.microsoft.com/office/2019/extlst" xmlns:r="http://schemas.openxmlformats.org/officeDocument/2006/relationships" xmlns:m="http://schemas.openxmlformats.org/officeDocument/2006/math" xmlns:v="urn:schemas-microsoft-com:vml" xmlns:wp14="http://schemas.microsoft.com/office/word/2010/wordprocessingDrawing" xmlns:wp="http://schemas.openxmlformats.org/drawingml/2006/wordprocessingDrawing" xmlns:w10="urn:schemas-microsoft-com:office:word" xmlns:w="http://schemas.openxmlformats.org/wordprocessingml/2006/main" xmlns:w14="http://schemas.microsoft.com/office/word/2010/wordml" xmlns:w15="http://schemas.microsoft.com/office/word/2012/wordml" xmlns:w16cex="http://schemas.microsoft.com/office/word/2018/wordml/cex" xmlns:w16cid="http://schemas.microsoft.com/office/word/2016/wordml/cid" xmlns:w16="http://schemas.microsoft.com/office/word/2018/wordml" xmlns:w16du="http://schemas.microsoft.com/office/word/2023/wordml/word16du" xmlns:w16sdtdh="http://schemas.microsoft.com/office/word/2020/wordml/sdtdatahash" xmlns:w16sdtfl="http://schemas.microsoft.com/office/word/2024/wordml/sdtformatlock" xmlns:w16se="http://schemas.microsoft.com/office/word/2015/wordml/symex" xmlns:wpg="http://schemas.microsoft.com/office/word/2010/wordprocessingGroup" xmlns:wpi="http://schemas.microsoft.com/office/word/2010/wordprocessingInk" xmlns:wne="http://schemas.microsoft.com/office/word/2006/wordml" xmlns:wps="http://schemas.microsoft.com/office/word/2010/wordprocessingShape" mc:Ignorable="w14 w15 w16se w16cid w16 w16cex w16sdtdh w16sdtfl w16du wp14">
+<w:document xmlns:wpc="http://schemas.microsoft.com/office/word/2010/wordprocessingCanvas" xmlns:cx="http://schemas.microsoft.com/office/drawing/2014/chartex" xmlns:cx1="http://schemas.microsoft.com/office/drawing/2015/9/8/chartex" xmlns:cx2="http://schemas.microsoft.com/office/drawing/2015/10/21/chartex" xmlns:cx3="http://schemas.microsoft.com/office/drawing/2016/5/9/chartex" xmlns:cx4="http://schemas.microsoft.com/office/drawing/2016/5/10/chartex" xmlns:cx5="http://schemas.microsoft.com/office/drawing/2016/5/11/chartex" xmlns:cx6="http://schemas.microsoft.com/office/drawing/2016/5/12/chartex" xmlns:cx7="http://schemas.microsoft.com/office/drawing/2016/5/13/chartex" xmlns:cx8="http://schemas.microsoft.com/office/drawing/2016/5/14/chartex" xmlns:mc="http://schemas.openxmlformats.org/markup-compatibility/2006" xmlns:m="http://schemas.openxmlformats.org/officeDocument/2006/math" xmlns:aink="http://schemas.microsoft.com/office/drawing/2016/ink" xmlns:am3d="http://schemas.microsoft.com/office/drawing/2017/model3d" xmlns:oel="http://schemas.microsoft.com/office/2019/extlst" xmlns:r="http://schemas.openxmlformats.org/officeDocument/2006/relationships" xmlns:wp14="http://schemas.microsoft.com/office/word/2010/wordprocessingDrawing" xmlns:wp="http://schemas.openxmlformats.org/drawingml/2006/wordprocessingDrawing" xmlns:wpg="http://schemas.microsoft.com/office/word/2010/wordprocessingGroup" xmlns:wpi="http://schemas.microsoft.com/office/word/2010/wordprocessingInk" xmlns:wps="http://schemas.microsoft.com/office/word/2010/wordprocessingShape" xmlns:o="urn:schemas-microsoft-com:office:office" xmlns:v="urn:schemas-microsoft-com:vml" xmlns:w10="urn:schemas-microsoft-com:office:word" xmlns:w="http://schemas.openxmlformats.org/wordprocessingml/2006/main" xmlns:w14="http://schemas.microsoft.com/office/word/2010/wordml" xmlns:w15="http://schemas.microsoft.com/office/word/2012/wordml" xmlns:w16cei="http://schemas.microsoft.com/office/word/2026/wordml/cei" xmlns:w16cex="http://schemas.microsoft.com/office/word/2018/wordml/cex" xmlns:w16cid="http://schemas.microsoft.com/office/word/2016/wordml/cid" xmlns:w16="http://schemas.microsoft.com/office/word/2018/wordml" xmlns:w16sdtdh="http://schemas.microsoft.com/office/word/2020/wordml/sdtdatahash" xmlns:w16sdtfl="http://schemas.microsoft.com/office/word/2024/wordml/sdtformatlock" xmlns:w16se="http://schemas.microsoft.com/office/word/2015/wordml/symex" xmlns:w16du="http://schemas.microsoft.com/office/word/2023/wordml/word16du" xmlns:wne="http://schemas.microsoft.com/office/word/2006/wordml" mc:Ignorable="w14 w15 w16se w16cid w16 w16cex w16sdtdh w16sdtfl w16du wp14">
   <w:body>
     <w:p>
       <w:pPr>
@@ -85,9 +85,9 @@
           <w:lang w:eastAsia="nl-NL"/>
         </w:rPr>
         <w:drawing>
-          <wp:inline distT="0" distB="0" distL="0" distR="0" wp14:anchorId="31400EF9" wp14:editId="0CCCA51F">
-            <wp:extent cx="1635910" cy="2346325"/>
-            <wp:effectExtent l="0" t="0" r="2540" b="3175"/>
+          <wp:inline distT="0" distB="0" distL="0" distR="0" wp14:anchorId="31400EF9" wp14:editId="602FEF1A">
+            <wp:extent cx="2051050" cy="2941745"/>
+            <wp:effectExtent l="0" t="0" r="0" b="5080"/>
             <wp:docPr id="1" name="Picture 1" descr="bild"/>
             <wp:cNvGraphicFramePr>
               <a:graphicFrameLocks xmlns:a="http://schemas.openxmlformats.org/drawingml/2006/main" noChangeAspect="1"/>
@@ -111,7 +111,7 @@
                   <pic:spPr bwMode="auto">
                     <a:xfrm>
                       <a:off x="0" y="0"/>
-                      <a:ext cx="1645119" cy="2359533"/>
+                      <a:ext cx="2070878" cy="2970183"/>
                     </a:xfrm>
                     <a:prstGeom prst="rect">
                       <a:avLst/>
@@ -142,7 +142,13 @@
         <w:rPr>
           <w:lang w:val="en-GB"/>
         </w:rPr>
-        <w:t>Source: OECD Paris</w:t>
+        <w:t xml:space="preserve">Source: </w:t>
+      </w:r>
+      <w:r>
+        <w:rPr>
+          <w:lang w:val="en-GB"/>
+        </w:rPr>
+        <w:t>Kristensen, n.d., OECD</w:t>
       </w:r>
     </w:p>
     <w:p>
@@ -326,14 +332,8 @@
         <w:rPr>
           <w:lang w:val="en-GB"/>
         </w:rPr>
-        <w:t xml:space="preserve">During the Second World War and the German occupation of Denmark (1940-1945) Kristensen’s role was ambivalent. As an economic expert and advisor he participated in the cooperation policy of the Danish government, in particular as a board member of a body set up by the Parliament to mediate wage negotiations and suppress labour strikes, and as a member </w:t>
-      </w:r>
-      <w:r>
-        <w:rPr>
-          <w:lang w:val="en-GB"/>
-        </w:rPr>
         <w:lastRenderedPageBreak/>
-        <w:t xml:space="preserve">of a group comprised of national bank directors, influential members of the Ministry of Finance and economists charged with fighting inflation. </w:t>
+        <w:t xml:space="preserve">During the Second World War and the German occupation of Denmark (1940-1945) Kristensen’s role was ambivalent. As an economic expert and advisor he participated in the cooperation policy of the Danish government, in particular as a board member of a body set up by the Parliament to mediate wage negotiations and suppress labour strikes, and as a member of a group comprised of national bank directors, influential members of the Ministry of Finance and economists charged with fighting inflation. </w:t>
       </w:r>
       <w:r>
         <w:rPr>
@@ -423,23 +423,7 @@
           <w:rStyle w:val="longtext"/>
           <w:lang w:val="en-GB"/>
         </w:rPr>
-        <w:t xml:space="preserve"> farming interests and employment questions, and an economic technocrat who focused on tight and balanced budgets. As an economist he studied state interventions, highlighting the importance of controlling monopolies and, although he had some planning-friendly ideas and supported Keynesian policies to fight unemployment, he generally favoured the liberal market order. The harsh austerity measures he introduced as Minister of Finance to fight the increasing deficit in the postwar national budget gave him the nickname ‘Thorkil Livrem’ (Thorkil Belt), which stuck to him all his life. </w:t>
-      </w:r>
-      <w:proofErr w:type="gramStart"/>
-      <w:r>
-        <w:rPr>
-          <w:rStyle w:val="longtext"/>
-          <w:lang w:val="en-GB"/>
-        </w:rPr>
-        <w:t>Yet,</w:t>
-      </w:r>
-      <w:proofErr w:type="gramEnd"/>
-      <w:r>
-        <w:rPr>
-          <w:rStyle w:val="longtext"/>
-          <w:lang w:val="en-GB"/>
-        </w:rPr>
-        <w:t xml:space="preserve"> the austerity measures also made him popular among the </w:t>
+        <w:t xml:space="preserve"> farming interests and employment questions, and an economic technocrat who focused on tight and balanced budgets. As an economist he studied state interventions, highlighting the importance of controlling monopolies and, although he had some planning-friendly ideas and supported Keynesian policies to fight unemployment, he generally favoured the liberal market order. The harsh austerity measures he introduced as Minister of Finance to fight the increasing deficit in the postwar national budget gave him the nickname ‘Thorkil Livrem’ (Thorkil Belt), which stuck to him all his life. Yet, the austerity measures also made him popular among the </w:t>
       </w:r>
       <w:proofErr w:type="gramStart"/>
       <w:r>
@@ -739,14 +723,14 @@
         <w:rPr>
           <w:lang w:val="en-GB"/>
         </w:rPr>
-        <w:t xml:space="preserve"> a deep organizational crisis. While the organization had successfully administered the distribution of Marshall Plan aid and had proved quite effective in liberating intra-European payments through the European Payments Union, it was unable to solve the intra-European trade dispute that erupted in the late 1950s between the six countries of the European Economic Community and the other Western European countries in favour of </w:t>
+        <w:t xml:space="preserve"> a deep organizational crisis. While the organization had </w:t>
       </w:r>
       <w:r>
         <w:rPr>
           <w:lang w:val="en-GB"/>
         </w:rPr>
         <w:lastRenderedPageBreak/>
-        <w:t xml:space="preserve">the EFTA. To prevent the spread of protectionism in Europe, and to rescue the moribund OEEC, the US government under President Dwight D. Eisenhower took the initiative to remodel the Paris-based institution as the key forum for Western economic cooperation in the fields of economic policy making, balance-of-payments questions and aid to the global South. The decision to </w:t>
+        <w:t xml:space="preserve">successfully administered the distribution of Marshall Plan aid and had proved quite effective in liberating intra-European payments through the European Payments Union, it was unable to solve the intra-European trade dispute that erupted in the late 1950s between the six countries of the European Economic Community and the other Western European countries in favour of the EFTA. To prevent the spread of protectionism in Europe, and to rescue the moribund OEEC, the US government under President Dwight D. Eisenhower took the initiative to remodel the Paris-based institution as the key forum for Western economic cooperation in the fields of economic policy making, balance-of-payments questions and aid to the global South. The decision to </w:t>
       </w:r>
       <w:r>
         <w:rPr>
@@ -758,21 +742,7 @@
         <w:rPr>
           <w:lang w:val="en-GB"/>
         </w:rPr>
-        <w:t xml:space="preserve">ate the </w:t>
-      </w:r>
-      <w:proofErr w:type="gramStart"/>
-      <w:r>
-        <w:rPr>
-          <w:lang w:val="en-GB"/>
-        </w:rPr>
-        <w:t>61 year-old</w:t>
-      </w:r>
-      <w:proofErr w:type="gramEnd"/>
-      <w:r>
-        <w:rPr>
-          <w:lang w:val="en-GB"/>
-        </w:rPr>
-        <w:t xml:space="preserve"> Kristensen with the difficult task of managing the transition to and building up of a new international organization was highly sensitive, not least because the last Secretary-General of the outgoing OEEC, the French official René Sergent, was widely regarded as a weak leader and partly responsible for the OEEC’s dissolution. After it had been decided that the Secretary-General of the new organization should come from a small country, Kristensen was not among the favoured candidates. However, the member states could not agree on either the Dutch Foreign Minister Joseph Luns (whom the US rejected because of his role in European trade negotiations and decolonization), the former Dutch Foreign Minister and permanent representative to NATO, Dirk </w:t>
+        <w:t xml:space="preserve">ate the 61 year-old Kristensen with the difficult task of managing the transition to and building up of a new international organization was highly sensitive, not least because the last Secretary-General of the outgoing OEEC, the French official René Sergent, was widely regarded as a weak leader and partly responsible for the OEEC’s dissolution. After it had been decided that the Secretary-General of the new organization should come from a small country, Kristensen was not among the favoured candidates. However, the member states could not agree on either the Dutch Foreign Minister Joseph Luns (whom the US rejected because of his role in European trade negotiations and decolonization), the former Dutch Foreign Minister and permanent representative to NATO, Dirk </w:t>
       </w:r>
       <w:proofErr w:type="spellStart"/>
       <w:r>
@@ -841,14 +811,14 @@
         <w:rPr>
           <w:lang w:val="en-GB"/>
         </w:rPr>
-        <w:t xml:space="preserve">the socialist economies. Kristensen became one of the key opponents of these US efforts, because he deemed the US forecasts unrealistic, feared that growth policies of expansionary budgets would cause a return of high rates of inflation and was not eager to endanger the technocratic expert reputation of the OECD through an openly political Cold War initiative. However, at its first Ministerial Meeting in November 1961 the OECD officially proclaimed the ambitious goal to raise its combined Gross National Product (GNP) by 50 per cent within ten years. During the 1960s the OECD’s Economic Policy Committee and its working parties on balance of payments (WP-3) and economic growth (WP-2) became important sites for Western policy coordination. While Kristensen was a restraining force in terms of expansionary growth policies, he advocated the organization’s development work. In 1960 Western capital exporting countries founded the Development Assistance Group, which was integrated as the Development Assistance Committee in the OECD’s committee structure. Kristensen and other OECD officials were pushing to increase the OECD’s operational role in development assistance through project financing and technical missions to developing countries, but found the member states rejecting their attempt to break into an operational field already occupied by other international organizations such as the International Bank for Reconstruction and Development and the United Nations Regional Commissions in Africa, Asia and Latin America. Under Kristensen’s guidance the OECD nonetheless pioneered important aid standards (including Official Development Assistance, ODA), benchmarks (ODA as a percentage of GNP), statistics and country reviews. In 1963 the OECD established </w:t>
+        <w:t xml:space="preserve">the socialist economies. Kristensen became one of the key opponents of these US efforts, because he deemed the US forecasts unrealistic, feared that growth policies of expansionary budgets would cause a return of high rates of inflation and was not eager to endanger the technocratic expert reputation of the OECD through an openly political Cold War initiative. However, at its first Ministerial Meeting in November 1961 the OECD officially proclaimed the ambitious goal to raise its combined Gross National Product (GNP) by 50 per cent within ten years. During the 1960s the OECD’s Economic Policy Committee and its working parties on balance of payments (WP-3) and economic growth (WP-2) became important sites for Western policy coordination. While Kristensen was a restraining force in terms of expansionary growth policies, he advocated the organization’s development work. In 1960 Western capital exporting countries founded the Development Assistance Group, which was integrated as the Development Assistance Committee in the OECD’s committee structure. Kristensen and other OECD officials were pushing to increase the OECD’s operational role in development assistance through project financing and technical missions to developing countries, but found the member states rejecting their attempt to break into an operational field already occupied by other international organizations such as the International Bank for </w:t>
       </w:r>
       <w:r>
         <w:rPr>
           <w:lang w:val="en-GB"/>
         </w:rPr>
         <w:lastRenderedPageBreak/>
-        <w:t>a Development Centre as a subsidiary to study development issues and to advance the transfer of technology and knowledge from the global North to the global South.</w:t>
+        <w:t>Reconstruction and Development and the United Nations Regional Commissions in Africa, Asia and Latin America. Under Kristensen’s guidance the OECD nonetheless pioneered important aid standards (including Official Development Assistance, ODA), benchmarks (ODA as a percentage of GNP), statistics and country reviews. In 1963 the OECD established a Development Centre as a subsidiary to study development issues and to advance the transfer of technology and knowledge from the global North to the global South.</w:t>
       </w:r>
     </w:p>
     <w:p>
@@ -1143,11 +1113,19 @@
           <w:rStyle w:val="longtext"/>
           <w:lang w:val="en-GB"/>
         </w:rPr>
-        <w:t xml:space="preserve">wrote dozens of articles in newspapers and magazines and held series of lectures. In 1966 he even took a long leave of absence to write a report on </w:t>
+        <w:t xml:space="preserve">wrote </w:t>
       </w:r>
       <w:r>
         <w:rPr>
           <w:rStyle w:val="longtext"/>
+          <w:lang w:val="en-GB"/>
+        </w:rPr>
+        <w:lastRenderedPageBreak/>
+        <w:t xml:space="preserve">dozens of articles in newspapers and magazines and held series of lectures. In 1966 he even took a long leave of absence to write a report on </w:t>
+      </w:r>
+      <w:r>
+        <w:rPr>
+          <w:rStyle w:val="longtext"/>
           <w:i/>
           <w:lang w:val="en-GB"/>
         </w:rPr>
@@ -1184,15 +1162,7 @@
           <w:i/>
           <w:lang w:val="en-GB"/>
         </w:rPr>
-        <w:t xml:space="preserve">OECD </w:t>
-      </w:r>
-      <w:r>
-        <w:rPr>
-          <w:i/>
-          <w:lang w:val="en-GB"/>
-        </w:rPr>
-        <w:lastRenderedPageBreak/>
-        <w:t>Observer</w:t>
+        <w:t>OECD Observer</w:t>
       </w:r>
       <w:r>
         <w:rPr>
@@ -1383,15 +1353,8 @@
           <w:rStyle w:val="longtext"/>
           <w:lang w:val="en-GB"/>
         </w:rPr>
-        <w:t xml:space="preserve">After his return to Denmark in 1969 Kristensen remained influential in Danish politics until his death in 1989, using his experience from working in an international organization. He founded CIFS, the Copenhagen Institute for Futures Studies, one of the first futures research institutes in Europe, which he led as managing director until 1988. Between 1969 and 1972 he </w:t>
-      </w:r>
-      <w:r>
-        <w:rPr>
-          <w:rStyle w:val="longtext"/>
-          <w:lang w:val="en-GB"/>
-        </w:rPr>
         <w:lastRenderedPageBreak/>
-        <w:t xml:space="preserve">was also the director of the Institute for Development Research in Copenhagen, a research institute founded in 1968 and financed by the Danish government. He </w:t>
+        <w:t xml:space="preserve">After his return to Denmark in 1969 Kristensen remained influential in Danish politics until his death in 1989, using his experience from working in an international organization. He founded CIFS, the Copenhagen Institute for Futures Studies, one of the first futures research institutes in Europe, which he led as managing director until 1988. Between 1969 and 1972 he was also the director of the Institute for Development Research in Copenhagen, a research institute founded in 1968 and financed by the Danish government. He </w:t>
       </w:r>
       <w:r>
         <w:rPr>
@@ -2086,17 +2049,8 @@
           <w:i/>
           <w:lang w:val="en-GB"/>
         </w:rPr>
-        <w:t xml:space="preserve"> Dansk </w:t>
-      </w:r>
-      <w:proofErr w:type="spellStart"/>
-      <w:r>
-        <w:rPr>
-          <w:i/>
-          <w:lang w:val="en-GB"/>
-        </w:rPr>
-        <w:t>Politik</w:t>
-      </w:r>
-      <w:proofErr w:type="spellEnd"/>
+        <w:t xml:space="preserve"> Dansk Politik</w:t>
+      </w:r>
       <w:r>
         <w:rPr>
           <w:lang w:val="en-GB"/>
@@ -2233,8 +2187,17 @@
           <w:i/>
           <w:lang w:val="en-GB"/>
         </w:rPr>
-        <w:t xml:space="preserve"> Leksikon</w:t>
-      </w:r>
+        <w:t xml:space="preserve"> </w:t>
+      </w:r>
+      <w:proofErr w:type="spellStart"/>
+      <w:r>
+        <w:rPr>
+          <w:i/>
+          <w:lang w:val="en-GB"/>
+        </w:rPr>
+        <w:t>Leksikon</w:t>
+      </w:r>
+      <w:proofErr w:type="spellEnd"/>
       <w:r>
         <w:rPr>
           <w:lang w:val="en-GB"/>
@@ -2373,6 +2336,7 @@
         <w:rPr>
           <w:b/>
         </w:rPr>
+        <w:lastRenderedPageBreak/>
         <w:t xml:space="preserve">How To Cite This IO BIO Entry? </w:t>
       </w:r>
     </w:p>
@@ -2430,7 +2394,7 @@
 </file>
 
 <file path=word/endnotes.xml><?xml version="1.0" encoding="utf-8"?>
-<w:endnotes xmlns:wpc="http://schemas.microsoft.com/office/word/2010/wordprocessingCanvas" xmlns:cx="http://schemas.microsoft.com/office/drawing/2014/chartex" xmlns:cx1="http://schemas.microsoft.com/office/drawing/2015/9/8/chartex" xmlns:cx2="http://schemas.microsoft.com/office/drawing/2015/10/21/chartex" xmlns:cx3="http://schemas.microsoft.com/office/drawing/2016/5/9/chartex" xmlns:cx4="http://schemas.microsoft.com/office/drawing/2016/5/10/chartex" xmlns:cx5="http://schemas.microsoft.com/office/drawing/2016/5/11/chartex" xmlns:cx6="http://schemas.microsoft.com/office/drawing/2016/5/12/chartex" xmlns:cx7="http://schemas.microsoft.com/office/drawing/2016/5/13/chartex" xmlns:cx8="http://schemas.microsoft.com/office/drawing/2016/5/14/chartex" xmlns:mc="http://schemas.openxmlformats.org/markup-compatibility/2006" xmlns:aink="http://schemas.microsoft.com/office/drawing/2016/ink" xmlns:am3d="http://schemas.microsoft.com/office/drawing/2017/model3d" xmlns:o="urn:schemas-microsoft-com:office:office" xmlns:oel="http://schemas.microsoft.com/office/2019/extlst" xmlns:r="http://schemas.openxmlformats.org/officeDocument/2006/relationships" xmlns:m="http://schemas.openxmlformats.org/officeDocument/2006/math" xmlns:v="urn:schemas-microsoft-com:vml" xmlns:wp14="http://schemas.microsoft.com/office/word/2010/wordprocessingDrawing" xmlns:wp="http://schemas.openxmlformats.org/drawingml/2006/wordprocessingDrawing" xmlns:w10="urn:schemas-microsoft-com:office:word" xmlns:w="http://schemas.openxmlformats.org/wordprocessingml/2006/main" xmlns:w14="http://schemas.microsoft.com/office/word/2010/wordml" xmlns:w15="http://schemas.microsoft.com/office/word/2012/wordml" xmlns:w16cex="http://schemas.microsoft.com/office/word/2018/wordml/cex" xmlns:w16cid="http://schemas.microsoft.com/office/word/2016/wordml/cid" xmlns:w16="http://schemas.microsoft.com/office/word/2018/wordml" xmlns:w16du="http://schemas.microsoft.com/office/word/2023/wordml/word16du" xmlns:w16sdtdh="http://schemas.microsoft.com/office/word/2020/wordml/sdtdatahash" xmlns:w16sdtfl="http://schemas.microsoft.com/office/word/2024/wordml/sdtformatlock" xmlns:w16se="http://schemas.microsoft.com/office/word/2015/wordml/symex" xmlns:wpg="http://schemas.microsoft.com/office/word/2010/wordprocessingGroup" xmlns:wpi="http://schemas.microsoft.com/office/word/2010/wordprocessingInk" xmlns:wne="http://schemas.microsoft.com/office/word/2006/wordml" xmlns:wps="http://schemas.microsoft.com/office/word/2010/wordprocessingShape" mc:Ignorable="w14 w15 w16se w16cid w16 w16cex w16sdtdh w16sdtfl w16du wp14">
+<w:endnotes xmlns:wpc="http://schemas.microsoft.com/office/word/2010/wordprocessingCanvas" xmlns:cx="http://schemas.microsoft.com/office/drawing/2014/chartex" xmlns:cx1="http://schemas.microsoft.com/office/drawing/2015/9/8/chartex" xmlns:cx2="http://schemas.microsoft.com/office/drawing/2015/10/21/chartex" xmlns:cx3="http://schemas.microsoft.com/office/drawing/2016/5/9/chartex" xmlns:cx4="http://schemas.microsoft.com/office/drawing/2016/5/10/chartex" xmlns:cx5="http://schemas.microsoft.com/office/drawing/2016/5/11/chartex" xmlns:cx6="http://schemas.microsoft.com/office/drawing/2016/5/12/chartex" xmlns:cx7="http://schemas.microsoft.com/office/drawing/2016/5/13/chartex" xmlns:cx8="http://schemas.microsoft.com/office/drawing/2016/5/14/chartex" xmlns:mc="http://schemas.openxmlformats.org/markup-compatibility/2006" xmlns:m="http://schemas.openxmlformats.org/officeDocument/2006/math" xmlns:aink="http://schemas.microsoft.com/office/drawing/2016/ink" xmlns:am3d="http://schemas.microsoft.com/office/drawing/2017/model3d" xmlns:oel="http://schemas.microsoft.com/office/2019/extlst" xmlns:r="http://schemas.openxmlformats.org/officeDocument/2006/relationships" xmlns:wp14="http://schemas.microsoft.com/office/word/2010/wordprocessingDrawing" xmlns:wp="http://schemas.openxmlformats.org/drawingml/2006/wordprocessingDrawing" xmlns:wpg="http://schemas.microsoft.com/office/word/2010/wordprocessingGroup" xmlns:wpi="http://schemas.microsoft.com/office/word/2010/wordprocessingInk" xmlns:wps="http://schemas.microsoft.com/office/word/2010/wordprocessingShape" xmlns:o="urn:schemas-microsoft-com:office:office" xmlns:v="urn:schemas-microsoft-com:vml" xmlns:w10="urn:schemas-microsoft-com:office:word" xmlns:w="http://schemas.openxmlformats.org/wordprocessingml/2006/main" xmlns:w14="http://schemas.microsoft.com/office/word/2010/wordml" xmlns:w15="http://schemas.microsoft.com/office/word/2012/wordml" xmlns:w16cei="http://schemas.microsoft.com/office/word/2026/wordml/cei" xmlns:w16cex="http://schemas.microsoft.com/office/word/2018/wordml/cex" xmlns:w16cid="http://schemas.microsoft.com/office/word/2016/wordml/cid" xmlns:w16="http://schemas.microsoft.com/office/word/2018/wordml" xmlns:w16sdtdh="http://schemas.microsoft.com/office/word/2020/wordml/sdtdatahash" xmlns:w16sdtfl="http://schemas.microsoft.com/office/word/2024/wordml/sdtformatlock" xmlns:w16se="http://schemas.microsoft.com/office/word/2015/wordml/symex" xmlns:w16du="http://schemas.microsoft.com/office/word/2023/wordml/word16du" xmlns:wne="http://schemas.microsoft.com/office/word/2006/wordml" mc:Ignorable="w14 w15 w16se w16cid w16 w16cex w16sdtdh w16sdtfl w16du wp14">
   <w:endnote w:type="separator" w:id="-1">
     <w:p>
       <w:r>
@@ -2449,7 +2413,7 @@
 </file>
 
 <file path=word/footer1.xml><?xml version="1.0" encoding="utf-8"?>
-<w:ftr xmlns:wpc="http://schemas.microsoft.com/office/word/2010/wordprocessingCanvas" xmlns:cx="http://schemas.microsoft.com/office/drawing/2014/chartex" xmlns:cx1="http://schemas.microsoft.com/office/drawing/2015/9/8/chartex" xmlns:cx2="http://schemas.microsoft.com/office/drawing/2015/10/21/chartex" xmlns:cx3="http://schemas.microsoft.com/office/drawing/2016/5/9/chartex" xmlns:cx4="http://schemas.microsoft.com/office/drawing/2016/5/10/chartex" xmlns:cx5="http://schemas.microsoft.com/office/drawing/2016/5/11/chartex" xmlns:cx6="http://schemas.microsoft.com/office/drawing/2016/5/12/chartex" xmlns:cx7="http://schemas.microsoft.com/office/drawing/2016/5/13/chartex" xmlns:cx8="http://schemas.microsoft.com/office/drawing/2016/5/14/chartex" xmlns:mc="http://schemas.openxmlformats.org/markup-compatibility/2006" xmlns:aink="http://schemas.microsoft.com/office/drawing/2016/ink" xmlns:am3d="http://schemas.microsoft.com/office/drawing/2017/model3d" xmlns:o="urn:schemas-microsoft-com:office:office" xmlns:oel="http://schemas.microsoft.com/office/2019/extlst" xmlns:r="http://schemas.openxmlformats.org/officeDocument/2006/relationships" xmlns:m="http://schemas.openxmlformats.org/officeDocument/2006/math" xmlns:v="urn:schemas-microsoft-com:vml" xmlns:wp14="http://schemas.microsoft.com/office/word/2010/wordprocessingDrawing" xmlns:wp="http://schemas.openxmlformats.org/drawingml/2006/wordprocessingDrawing" xmlns:w10="urn:schemas-microsoft-com:office:word" xmlns:w="http://schemas.openxmlformats.org/wordprocessingml/2006/main" xmlns:w14="http://schemas.microsoft.com/office/word/2010/wordml" xmlns:w15="http://schemas.microsoft.com/office/word/2012/wordml" xmlns:w16cex="http://schemas.microsoft.com/office/word/2018/wordml/cex" xmlns:w16cid="http://schemas.microsoft.com/office/word/2016/wordml/cid" xmlns:w16="http://schemas.microsoft.com/office/word/2018/wordml" xmlns:w16du="http://schemas.microsoft.com/office/word/2023/wordml/word16du" xmlns:w16sdtdh="http://schemas.microsoft.com/office/word/2020/wordml/sdtdatahash" xmlns:w16sdtfl="http://schemas.microsoft.com/office/word/2024/wordml/sdtformatlock" xmlns:w16se="http://schemas.microsoft.com/office/word/2015/wordml/symex" xmlns:wpg="http://schemas.microsoft.com/office/word/2010/wordprocessingGroup" xmlns:wpi="http://schemas.microsoft.com/office/word/2010/wordprocessingInk" xmlns:wne="http://schemas.microsoft.com/office/word/2006/wordml" xmlns:wps="http://schemas.microsoft.com/office/word/2010/wordprocessingShape" mc:Ignorable="w14 w15 w16se w16cid w16 w16cex w16sdtdh w16sdtfl w16du wp14">
+<w:ftr xmlns:wpc="http://schemas.microsoft.com/office/word/2010/wordprocessingCanvas" xmlns:cx="http://schemas.microsoft.com/office/drawing/2014/chartex" xmlns:cx1="http://schemas.microsoft.com/office/drawing/2015/9/8/chartex" xmlns:cx2="http://schemas.microsoft.com/office/drawing/2015/10/21/chartex" xmlns:cx3="http://schemas.microsoft.com/office/drawing/2016/5/9/chartex" xmlns:cx4="http://schemas.microsoft.com/office/drawing/2016/5/10/chartex" xmlns:cx5="http://schemas.microsoft.com/office/drawing/2016/5/11/chartex" xmlns:cx6="http://schemas.microsoft.com/office/drawing/2016/5/12/chartex" xmlns:cx7="http://schemas.microsoft.com/office/drawing/2016/5/13/chartex" xmlns:cx8="http://schemas.microsoft.com/office/drawing/2016/5/14/chartex" xmlns:mc="http://schemas.openxmlformats.org/markup-compatibility/2006" xmlns:m="http://schemas.openxmlformats.org/officeDocument/2006/math" xmlns:aink="http://schemas.microsoft.com/office/drawing/2016/ink" xmlns:am3d="http://schemas.microsoft.com/office/drawing/2017/model3d" xmlns:oel="http://schemas.microsoft.com/office/2019/extlst" xmlns:r="http://schemas.openxmlformats.org/officeDocument/2006/relationships" xmlns:wp14="http://schemas.microsoft.com/office/word/2010/wordprocessingDrawing" xmlns:wp="http://schemas.openxmlformats.org/drawingml/2006/wordprocessingDrawing" xmlns:wpg="http://schemas.microsoft.com/office/word/2010/wordprocessingGroup" xmlns:wpi="http://schemas.microsoft.com/office/word/2010/wordprocessingInk" xmlns:wps="http://schemas.microsoft.com/office/word/2010/wordprocessingShape" xmlns:o="urn:schemas-microsoft-com:office:office" xmlns:v="urn:schemas-microsoft-com:vml" xmlns:w10="urn:schemas-microsoft-com:office:word" xmlns:w="http://schemas.openxmlformats.org/wordprocessingml/2006/main" xmlns:w14="http://schemas.microsoft.com/office/word/2010/wordml" xmlns:w15="http://schemas.microsoft.com/office/word/2012/wordml" xmlns:w16cei="http://schemas.microsoft.com/office/word/2026/wordml/cei" xmlns:w16cex="http://schemas.microsoft.com/office/word/2018/wordml/cex" xmlns:w16cid="http://schemas.microsoft.com/office/word/2016/wordml/cid" xmlns:w16="http://schemas.microsoft.com/office/word/2018/wordml" xmlns:w16sdtdh="http://schemas.microsoft.com/office/word/2020/wordml/sdtdatahash" xmlns:w16sdtfl="http://schemas.microsoft.com/office/word/2024/wordml/sdtformatlock" xmlns:w16se="http://schemas.microsoft.com/office/word/2015/wordml/symex" xmlns:w16du="http://schemas.microsoft.com/office/word/2023/wordml/word16du" xmlns:wne="http://schemas.microsoft.com/office/word/2006/wordml" mc:Ignorable="w14 w15 w16se w16cid w16 w16cex w16sdtdh w16sdtfl w16du wp14">
   <w:p>
     <w:pPr>
       <w:pStyle w:val="Voettekst"/>
@@ -2500,7 +2464,7 @@
 </file>
 
 <file path=word/footnotes.xml><?xml version="1.0" encoding="utf-8"?>
-<w:footnotes xmlns:wpc="http://schemas.microsoft.com/office/word/2010/wordprocessingCanvas" xmlns:cx="http://schemas.microsoft.com/office/drawing/2014/chartex" xmlns:cx1="http://schemas.microsoft.com/office/drawing/2015/9/8/chartex" xmlns:cx2="http://schemas.microsoft.com/office/drawing/2015/10/21/chartex" xmlns:cx3="http://schemas.microsoft.com/office/drawing/2016/5/9/chartex" xmlns:cx4="http://schemas.microsoft.com/office/drawing/2016/5/10/chartex" xmlns:cx5="http://schemas.microsoft.com/office/drawing/2016/5/11/chartex" xmlns:cx6="http://schemas.microsoft.com/office/drawing/2016/5/12/chartex" xmlns:cx7="http://schemas.microsoft.com/office/drawing/2016/5/13/chartex" xmlns:cx8="http://schemas.microsoft.com/office/drawing/2016/5/14/chartex" xmlns:mc="http://schemas.openxmlformats.org/markup-compatibility/2006" xmlns:aink="http://schemas.microsoft.com/office/drawing/2016/ink" xmlns:am3d="http://schemas.microsoft.com/office/drawing/2017/model3d" xmlns:o="urn:schemas-microsoft-com:office:office" xmlns:oel="http://schemas.microsoft.com/office/2019/extlst" xmlns:r="http://schemas.openxmlformats.org/officeDocument/2006/relationships" xmlns:m="http://schemas.openxmlformats.org/officeDocument/2006/math" xmlns:v="urn:schemas-microsoft-com:vml" xmlns:wp14="http://schemas.microsoft.com/office/word/2010/wordprocessingDrawing" xmlns:wp="http://schemas.openxmlformats.org/drawingml/2006/wordprocessingDrawing" xmlns:w10="urn:schemas-microsoft-com:office:word" xmlns:w="http://schemas.openxmlformats.org/wordprocessingml/2006/main" xmlns:w14="http://schemas.microsoft.com/office/word/2010/wordml" xmlns:w15="http://schemas.microsoft.com/office/word/2012/wordml" xmlns:w16cex="http://schemas.microsoft.com/office/word/2018/wordml/cex" xmlns:w16cid="http://schemas.microsoft.com/office/word/2016/wordml/cid" xmlns:w16="http://schemas.microsoft.com/office/word/2018/wordml" xmlns:w16du="http://schemas.microsoft.com/office/word/2023/wordml/word16du" xmlns:w16sdtdh="http://schemas.microsoft.com/office/word/2020/wordml/sdtdatahash" xmlns:w16sdtfl="http://schemas.microsoft.com/office/word/2024/wordml/sdtformatlock" xmlns:w16se="http://schemas.microsoft.com/office/word/2015/wordml/symex" xmlns:wpg="http://schemas.microsoft.com/office/word/2010/wordprocessingGroup" xmlns:wpi="http://schemas.microsoft.com/office/word/2010/wordprocessingInk" xmlns:wne="http://schemas.microsoft.com/office/word/2006/wordml" xmlns:wps="http://schemas.microsoft.com/office/word/2010/wordprocessingShape" mc:Ignorable="w14 w15 w16se w16cid w16 w16cex w16sdtdh w16sdtfl w16du wp14">
+<w:footnotes xmlns:wpc="http://schemas.microsoft.com/office/word/2010/wordprocessingCanvas" xmlns:cx="http://schemas.microsoft.com/office/drawing/2014/chartex" xmlns:cx1="http://schemas.microsoft.com/office/drawing/2015/9/8/chartex" xmlns:cx2="http://schemas.microsoft.com/office/drawing/2015/10/21/chartex" xmlns:cx3="http://schemas.microsoft.com/office/drawing/2016/5/9/chartex" xmlns:cx4="http://schemas.microsoft.com/office/drawing/2016/5/10/chartex" xmlns:cx5="http://schemas.microsoft.com/office/drawing/2016/5/11/chartex" xmlns:cx6="http://schemas.microsoft.com/office/drawing/2016/5/12/chartex" xmlns:cx7="http://schemas.microsoft.com/office/drawing/2016/5/13/chartex" xmlns:cx8="http://schemas.microsoft.com/office/drawing/2016/5/14/chartex" xmlns:mc="http://schemas.openxmlformats.org/markup-compatibility/2006" xmlns:m="http://schemas.openxmlformats.org/officeDocument/2006/math" xmlns:aink="http://schemas.microsoft.com/office/drawing/2016/ink" xmlns:am3d="http://schemas.microsoft.com/office/drawing/2017/model3d" xmlns:oel="http://schemas.microsoft.com/office/2019/extlst" xmlns:r="http://schemas.openxmlformats.org/officeDocument/2006/relationships" xmlns:wp14="http://schemas.microsoft.com/office/word/2010/wordprocessingDrawing" xmlns:wp="http://schemas.openxmlformats.org/drawingml/2006/wordprocessingDrawing" xmlns:wpg="http://schemas.microsoft.com/office/word/2010/wordprocessingGroup" xmlns:wpi="http://schemas.microsoft.com/office/word/2010/wordprocessingInk" xmlns:wps="http://schemas.microsoft.com/office/word/2010/wordprocessingShape" xmlns:o="urn:schemas-microsoft-com:office:office" xmlns:v="urn:schemas-microsoft-com:vml" xmlns:w10="urn:schemas-microsoft-com:office:word" xmlns:w="http://schemas.openxmlformats.org/wordprocessingml/2006/main" xmlns:w14="http://schemas.microsoft.com/office/word/2010/wordml" xmlns:w15="http://schemas.microsoft.com/office/word/2012/wordml" xmlns:w16cei="http://schemas.microsoft.com/office/word/2026/wordml/cei" xmlns:w16cex="http://schemas.microsoft.com/office/word/2018/wordml/cex" xmlns:w16cid="http://schemas.microsoft.com/office/word/2016/wordml/cid" xmlns:w16="http://schemas.microsoft.com/office/word/2018/wordml" xmlns:w16sdtdh="http://schemas.microsoft.com/office/word/2020/wordml/sdtdatahash" xmlns:w16sdtfl="http://schemas.microsoft.com/office/word/2024/wordml/sdtformatlock" xmlns:w16se="http://schemas.microsoft.com/office/word/2015/wordml/symex" xmlns:w16du="http://schemas.microsoft.com/office/word/2023/wordml/word16du" xmlns:wne="http://schemas.microsoft.com/office/word/2006/wordml" mc:Ignorable="w14 w15 w16se w16cid w16 w16cex w16sdtdh w16sdtfl w16du wp14">
   <w:footnote w:type="separator" w:id="-1">
     <w:p>
       <w:r>
@@ -2519,7 +2483,7 @@
 </file>
 
 <file path=word/header1.xml><?xml version="1.0" encoding="utf-8"?>
-<w:hdr xmlns:wpc="http://schemas.microsoft.com/office/word/2010/wordprocessingCanvas" xmlns:cx="http://schemas.microsoft.com/office/drawing/2014/chartex" xmlns:cx1="http://schemas.microsoft.com/office/drawing/2015/9/8/chartex" xmlns:cx2="http://schemas.microsoft.com/office/drawing/2015/10/21/chartex" xmlns:cx3="http://schemas.microsoft.com/office/drawing/2016/5/9/chartex" xmlns:cx4="http://schemas.microsoft.com/office/drawing/2016/5/10/chartex" xmlns:cx5="http://schemas.microsoft.com/office/drawing/2016/5/11/chartex" xmlns:cx6="http://schemas.microsoft.com/office/drawing/2016/5/12/chartex" xmlns:cx7="http://schemas.microsoft.com/office/drawing/2016/5/13/chartex" xmlns:cx8="http://schemas.microsoft.com/office/drawing/2016/5/14/chartex" xmlns:mc="http://schemas.openxmlformats.org/markup-compatibility/2006" xmlns:aink="http://schemas.microsoft.com/office/drawing/2016/ink" xmlns:am3d="http://schemas.microsoft.com/office/drawing/2017/model3d" xmlns:o="urn:schemas-microsoft-com:office:office" xmlns:oel="http://schemas.microsoft.com/office/2019/extlst" xmlns:r="http://schemas.openxmlformats.org/officeDocument/2006/relationships" xmlns:m="http://schemas.openxmlformats.org/officeDocument/2006/math" xmlns:v="urn:schemas-microsoft-com:vml" xmlns:wp14="http://schemas.microsoft.com/office/word/2010/wordprocessingDrawing" xmlns:wp="http://schemas.openxmlformats.org/drawingml/2006/wordprocessingDrawing" xmlns:w10="urn:schemas-microsoft-com:office:word" xmlns:w="http://schemas.openxmlformats.org/wordprocessingml/2006/main" xmlns:w14="http://schemas.microsoft.com/office/word/2010/wordml" xmlns:w15="http://schemas.microsoft.com/office/word/2012/wordml" xmlns:w16cex="http://schemas.microsoft.com/office/word/2018/wordml/cex" xmlns:w16cid="http://schemas.microsoft.com/office/word/2016/wordml/cid" xmlns:w16="http://schemas.microsoft.com/office/word/2018/wordml" xmlns:w16du="http://schemas.microsoft.com/office/word/2023/wordml/word16du" xmlns:w16sdtdh="http://schemas.microsoft.com/office/word/2020/wordml/sdtdatahash" xmlns:w16sdtfl="http://schemas.microsoft.com/office/word/2024/wordml/sdtformatlock" xmlns:w16se="http://schemas.microsoft.com/office/word/2015/wordml/symex" xmlns:wpg="http://schemas.microsoft.com/office/word/2010/wordprocessingGroup" xmlns:wpi="http://schemas.microsoft.com/office/word/2010/wordprocessingInk" xmlns:wne="http://schemas.microsoft.com/office/word/2006/wordml" xmlns:wps="http://schemas.microsoft.com/office/word/2010/wordprocessingShape" mc:Ignorable="w14 w15 w16se w16cid w16 w16cex w16sdtdh w16sdtfl w16du wp14">
+<w:hdr xmlns:wpc="http://schemas.microsoft.com/office/word/2010/wordprocessingCanvas" xmlns:cx="http://schemas.microsoft.com/office/drawing/2014/chartex" xmlns:cx1="http://schemas.microsoft.com/office/drawing/2015/9/8/chartex" xmlns:cx2="http://schemas.microsoft.com/office/drawing/2015/10/21/chartex" xmlns:cx3="http://schemas.microsoft.com/office/drawing/2016/5/9/chartex" xmlns:cx4="http://schemas.microsoft.com/office/drawing/2016/5/10/chartex" xmlns:cx5="http://schemas.microsoft.com/office/drawing/2016/5/11/chartex" xmlns:cx6="http://schemas.microsoft.com/office/drawing/2016/5/12/chartex" xmlns:cx7="http://schemas.microsoft.com/office/drawing/2016/5/13/chartex" xmlns:cx8="http://schemas.microsoft.com/office/drawing/2016/5/14/chartex" xmlns:mc="http://schemas.openxmlformats.org/markup-compatibility/2006" xmlns:m="http://schemas.openxmlformats.org/officeDocument/2006/math" xmlns:aink="http://schemas.microsoft.com/office/drawing/2016/ink" xmlns:am3d="http://schemas.microsoft.com/office/drawing/2017/model3d" xmlns:oel="http://schemas.microsoft.com/office/2019/extlst" xmlns:r="http://schemas.openxmlformats.org/officeDocument/2006/relationships" xmlns:wp14="http://schemas.microsoft.com/office/word/2010/wordprocessingDrawing" xmlns:wp="http://schemas.openxmlformats.org/drawingml/2006/wordprocessingDrawing" xmlns:wpg="http://schemas.microsoft.com/office/word/2010/wordprocessingGroup" xmlns:wpi="http://schemas.microsoft.com/office/word/2010/wordprocessingInk" xmlns:wps="http://schemas.microsoft.com/office/word/2010/wordprocessingShape" xmlns:o="urn:schemas-microsoft-com:office:office" xmlns:v="urn:schemas-microsoft-com:vml" xmlns:w10="urn:schemas-microsoft-com:office:word" xmlns:w="http://schemas.openxmlformats.org/wordprocessingml/2006/main" xmlns:w14="http://schemas.microsoft.com/office/word/2010/wordml" xmlns:w15="http://schemas.microsoft.com/office/word/2012/wordml" xmlns:w16cei="http://schemas.microsoft.com/office/word/2026/wordml/cei" xmlns:w16cex="http://schemas.microsoft.com/office/word/2018/wordml/cex" xmlns:w16cid="http://schemas.microsoft.com/office/word/2016/wordml/cid" xmlns:w16="http://schemas.microsoft.com/office/word/2018/wordml" xmlns:w16sdtdh="http://schemas.microsoft.com/office/word/2020/wordml/sdtdatahash" xmlns:w16sdtfl="http://schemas.microsoft.com/office/word/2024/wordml/sdtformatlock" xmlns:w16se="http://schemas.microsoft.com/office/word/2015/wordml/symex" xmlns:w16du="http://schemas.microsoft.com/office/word/2023/wordml/word16du" xmlns:wne="http://schemas.microsoft.com/office/word/2006/wordml" mc:Ignorable="w14 w15 w16se w16cid w16 w16cex w16sdtdh w16sdtfl w16du wp14">
   <w:p>
     <w:pPr>
       <w:pStyle w:val="Koptekst"/>
@@ -2556,7 +2520,7 @@
 </file>
 
 <file path=word/header2.xml><?xml version="1.0" encoding="utf-8"?>
-<w:hdr xmlns:wpc="http://schemas.microsoft.com/office/word/2010/wordprocessingCanvas" xmlns:cx="http://schemas.microsoft.com/office/drawing/2014/chartex" xmlns:cx1="http://schemas.microsoft.com/office/drawing/2015/9/8/chartex" xmlns:cx2="http://schemas.microsoft.com/office/drawing/2015/10/21/chartex" xmlns:cx3="http://schemas.microsoft.com/office/drawing/2016/5/9/chartex" xmlns:cx4="http://schemas.microsoft.com/office/drawing/2016/5/10/chartex" xmlns:cx5="http://schemas.microsoft.com/office/drawing/2016/5/11/chartex" xmlns:cx6="http://schemas.microsoft.com/office/drawing/2016/5/12/chartex" xmlns:cx7="http://schemas.microsoft.com/office/drawing/2016/5/13/chartex" xmlns:cx8="http://schemas.microsoft.com/office/drawing/2016/5/14/chartex" xmlns:mc="http://schemas.openxmlformats.org/markup-compatibility/2006" xmlns:aink="http://schemas.microsoft.com/office/drawing/2016/ink" xmlns:am3d="http://schemas.microsoft.com/office/drawing/2017/model3d" xmlns:o="urn:schemas-microsoft-com:office:office" xmlns:oel="http://schemas.microsoft.com/office/2019/extlst" xmlns:r="http://schemas.openxmlformats.org/officeDocument/2006/relationships" xmlns:m="http://schemas.openxmlformats.org/officeDocument/2006/math" xmlns:v="urn:schemas-microsoft-com:vml" xmlns:wp14="http://schemas.microsoft.com/office/word/2010/wordprocessingDrawing" xmlns:wp="http://schemas.openxmlformats.org/drawingml/2006/wordprocessingDrawing" xmlns:w10="urn:schemas-microsoft-com:office:word" xmlns:w="http://schemas.openxmlformats.org/wordprocessingml/2006/main" xmlns:w14="http://schemas.microsoft.com/office/word/2010/wordml" xmlns:w15="http://schemas.microsoft.com/office/word/2012/wordml" xmlns:w16cex="http://schemas.microsoft.com/office/word/2018/wordml/cex" xmlns:w16cid="http://schemas.microsoft.com/office/word/2016/wordml/cid" xmlns:w16="http://schemas.microsoft.com/office/word/2018/wordml" xmlns:w16du="http://schemas.microsoft.com/office/word/2023/wordml/word16du" xmlns:w16sdtdh="http://schemas.microsoft.com/office/word/2020/wordml/sdtdatahash" xmlns:w16sdtfl="http://schemas.microsoft.com/office/word/2024/wordml/sdtformatlock" xmlns:w16se="http://schemas.microsoft.com/office/word/2015/wordml/symex" xmlns:wpg="http://schemas.microsoft.com/office/word/2010/wordprocessingGroup" xmlns:wpi="http://schemas.microsoft.com/office/word/2010/wordprocessingInk" xmlns:wne="http://schemas.microsoft.com/office/word/2006/wordml" xmlns:wps="http://schemas.microsoft.com/office/word/2010/wordprocessingShape" mc:Ignorable="w14 w15 w16se w16cid w16 w16cex w16sdtdh w16sdtfl w16du wp14">
+<w:hdr xmlns:wpc="http://schemas.microsoft.com/office/word/2010/wordprocessingCanvas" xmlns:cx="http://schemas.microsoft.com/office/drawing/2014/chartex" xmlns:cx1="http://schemas.microsoft.com/office/drawing/2015/9/8/chartex" xmlns:cx2="http://schemas.microsoft.com/office/drawing/2015/10/21/chartex" xmlns:cx3="http://schemas.microsoft.com/office/drawing/2016/5/9/chartex" xmlns:cx4="http://schemas.microsoft.com/office/drawing/2016/5/10/chartex" xmlns:cx5="http://schemas.microsoft.com/office/drawing/2016/5/11/chartex" xmlns:cx6="http://schemas.microsoft.com/office/drawing/2016/5/12/chartex" xmlns:cx7="http://schemas.microsoft.com/office/drawing/2016/5/13/chartex" xmlns:cx8="http://schemas.microsoft.com/office/drawing/2016/5/14/chartex" xmlns:mc="http://schemas.openxmlformats.org/markup-compatibility/2006" xmlns:m="http://schemas.openxmlformats.org/officeDocument/2006/math" xmlns:aink="http://schemas.microsoft.com/office/drawing/2016/ink" xmlns:am3d="http://schemas.microsoft.com/office/drawing/2017/model3d" xmlns:oel="http://schemas.microsoft.com/office/2019/extlst" xmlns:r="http://schemas.openxmlformats.org/officeDocument/2006/relationships" xmlns:wp14="http://schemas.microsoft.com/office/word/2010/wordprocessingDrawing" xmlns:wp="http://schemas.openxmlformats.org/drawingml/2006/wordprocessingDrawing" xmlns:wpg="http://schemas.microsoft.com/office/word/2010/wordprocessingGroup" xmlns:wpi="http://schemas.microsoft.com/office/word/2010/wordprocessingInk" xmlns:wps="http://schemas.microsoft.com/office/word/2010/wordprocessingShape" xmlns:o="urn:schemas-microsoft-com:office:office" xmlns:v="urn:schemas-microsoft-com:vml" xmlns:w10="urn:schemas-microsoft-com:office:word" xmlns:w="http://schemas.openxmlformats.org/wordprocessingml/2006/main" xmlns:w14="http://schemas.microsoft.com/office/word/2010/wordml" xmlns:w15="http://schemas.microsoft.com/office/word/2012/wordml" xmlns:w16cei="http://schemas.microsoft.com/office/word/2026/wordml/cei" xmlns:w16cex="http://schemas.microsoft.com/office/word/2018/wordml/cex" xmlns:w16cid="http://schemas.microsoft.com/office/word/2016/wordml/cid" xmlns:w16="http://schemas.microsoft.com/office/word/2018/wordml" xmlns:w16sdtdh="http://schemas.microsoft.com/office/word/2020/wordml/sdtdatahash" xmlns:w16sdtfl="http://schemas.microsoft.com/office/word/2024/wordml/sdtformatlock" xmlns:w16se="http://schemas.microsoft.com/office/word/2015/wordml/symex" xmlns:w16du="http://schemas.microsoft.com/office/word/2023/wordml/word16du" xmlns:wne="http://schemas.microsoft.com/office/word/2006/wordml" mc:Ignorable="w14 w15 w16se w16cid w16 w16cex w16sdtdh w16sdtfl w16du wp14">
   <w:p>
     <w:pPr>
       <w:pStyle w:val="Koptekst"/>
@@ -2606,7 +2570,7 @@
 </file>
 
 <file path=word/styles.xml><?xml version="1.0" encoding="utf-8"?>
-<w:styles xmlns:mc="http://schemas.openxmlformats.org/markup-compatibility/2006" xmlns:r="http://schemas.openxmlformats.org/officeDocument/2006/relationships" xmlns:w="http://schemas.openxmlformats.org/wordprocessingml/2006/main" xmlns:w14="http://schemas.microsoft.com/office/word/2010/wordml" xmlns:w15="http://schemas.microsoft.com/office/word/2012/wordml" xmlns:w16cex="http://schemas.microsoft.com/office/word/2018/wordml/cex" xmlns:w16cid="http://schemas.microsoft.com/office/word/2016/wordml/cid" xmlns:w16="http://schemas.microsoft.com/office/word/2018/wordml" xmlns:w16du="http://schemas.microsoft.com/office/word/2023/wordml/word16du" xmlns:w16sdtdh="http://schemas.microsoft.com/office/word/2020/wordml/sdtdatahash" xmlns:w16sdtfl="http://schemas.microsoft.com/office/word/2024/wordml/sdtformatlock" xmlns:w16se="http://schemas.microsoft.com/office/word/2015/wordml/symex" mc:Ignorable="w14 w15 w16se w16cid w16 w16cex w16sdtdh w16sdtfl w16du">
+<w:styles xmlns:mc="http://schemas.openxmlformats.org/markup-compatibility/2006" xmlns:r="http://schemas.openxmlformats.org/officeDocument/2006/relationships" xmlns:w="http://schemas.openxmlformats.org/wordprocessingml/2006/main" xmlns:w14="http://schemas.microsoft.com/office/word/2010/wordml" xmlns:w15="http://schemas.microsoft.com/office/word/2012/wordml" xmlns:w16cex="http://schemas.microsoft.com/office/word/2018/wordml/cex" xmlns:w16cid="http://schemas.microsoft.com/office/word/2016/wordml/cid" xmlns:w16="http://schemas.microsoft.com/office/word/2018/wordml" xmlns:w16sdtdh="http://schemas.microsoft.com/office/word/2020/wordml/sdtdatahash" xmlns:w16sdtfl="http://schemas.microsoft.com/office/word/2024/wordml/sdtformatlock" xmlns:w16se="http://schemas.microsoft.com/office/word/2015/wordml/symex" xmlns:w16du="http://schemas.microsoft.com/office/word/2023/wordml/word16du" mc:Ignorable="w14 w15 w16se w16cid w16 w16cex w16sdtdh w16sdtfl w16du">
   <w:docDefaults>
     <w:rPrDefault>
       <w:rPr>
